--- a/trip/jinyun-xiandu/jinyun-xiandu_en.docx
+++ b/trip/jinyun-xiandu/jinyun-xiandu_en.docx
@@ -108,7 +108,7 @@
           <w:b/>
           <w:sz w:val="24"/>
         </w:rPr>
-        <w:t>D1(May xx, Fri) Departure</w:t>
+        <w:t>D1(May xx) Departure</w:t>
       </w:r>
     </w:p>
     <w:p>
@@ -149,7 +149,7 @@
           <w:b/>
           <w:sz w:val="24"/>
         </w:rPr>
-        <w:t>D2(May xx, Sat)</w:t>
+        <w:t>D2(May xx)</w:t>
       </w:r>
     </w:p>
     <w:p>
@@ -204,7 +204,7 @@
           <w:b/>
           <w:sz w:val="24"/>
         </w:rPr>
-        <w:t>D3(May xx, Sun) Return</w:t>
+        <w:t>D3(May xx) Return</w:t>
       </w:r>
     </w:p>
     <w:p>

--- a/trip/jinyun-xiandu/jinyun-xiandu_en.docx
+++ b/trip/jinyun-xiandu/jinyun-xiandu_en.docx
@@ -108,7 +108,7 @@
           <w:b/>
           <w:sz w:val="24"/>
         </w:rPr>
-        <w:t>D1(May xx) Departure</w:t>
+        <w:t>D1(May xx, Fri) Departure</w:t>
       </w:r>
     </w:p>
     <w:p>
@@ -149,7 +149,7 @@
           <w:b/>
           <w:sz w:val="24"/>
         </w:rPr>
-        <w:t>D2(May xx)</w:t>
+        <w:t>D2(May xx, Sat)</w:t>
       </w:r>
     </w:p>
     <w:p>
@@ -204,7 +204,7 @@
           <w:b/>
           <w:sz w:val="24"/>
         </w:rPr>
-        <w:t>D3(May xx) Return</w:t>
+        <w:t>D3(May xx, Sun) Return</w:t>
       </w:r>
     </w:p>
     <w:p>
